--- a/docs/02_coordination_core.docx
+++ b/docs/02_coordination_core.docx
@@ -220,8 +220,14 @@
     </w:p>
     <w:p>
       <w:pPr>
-        <w:pStyle w:val="ListNumber"/>
+        <w:ind w:left="510" w:hanging="340"/>
       </w:pPr>
+      <w:r>
+        <w:rPr>
+          <w:b w:val="0"/>
+        </w:rPr>
+        <w:t xml:space="preserve">1.  </w:t>
+      </w:r>
       <w:r>
         <w:rPr>
           <w:b/>
@@ -263,8 +269,14 @@
     </w:p>
     <w:p>
       <w:pPr>
-        <w:pStyle w:val="ListNumber"/>
+        <w:ind w:left="510" w:hanging="340"/>
       </w:pPr>
+      <w:r>
+        <w:rPr>
+          <w:b w:val="0"/>
+        </w:rPr>
+        <w:t xml:space="preserve">2.  </w:t>
+      </w:r>
       <w:r>
         <w:rPr>
           <w:b/>
@@ -280,8 +292,14 @@
     </w:p>
     <w:p>
       <w:pPr>
-        <w:pStyle w:val="ListNumber"/>
+        <w:ind w:left="510" w:hanging="340"/>
       </w:pPr>
+      <w:r>
+        <w:rPr>
+          <w:b w:val="0"/>
+        </w:rPr>
+        <w:t xml:space="preserve">3.  </w:t>
+      </w:r>
       <w:r>
         <w:rPr>
           <w:b/>
@@ -297,8 +315,14 @@
     </w:p>
     <w:p>
       <w:pPr>
-        <w:pStyle w:val="ListNumber"/>
+        <w:ind w:left="510" w:hanging="340"/>
       </w:pPr>
+      <w:r>
+        <w:rPr>
+          <w:b w:val="0"/>
+        </w:rPr>
+        <w:t xml:space="preserve">4.  </w:t>
+      </w:r>
       <w:r>
         <w:rPr>
           <w:b/>
@@ -753,13 +777,13 @@
     </w:p>
     <w:p>
       <w:pPr>
-        <w:pStyle w:val="ListNumber"/>
+        <w:ind w:left="510" w:hanging="340"/>
       </w:pPr>
       <w:r>
         <w:rPr>
           <w:b w:val="0"/>
         </w:rPr>
-        <w:t xml:space="preserve">If the call has an </w:t>
+        <w:t xml:space="preserve">1.  If the call has an </w:t>
       </w:r>
       <w:r>
         <w:rPr>
@@ -803,13 +827,13 @@
     </w:p>
     <w:p>
       <w:pPr>
-        <w:pStyle w:val="ListNumber"/>
+        <w:ind w:left="510" w:hanging="340"/>
       </w:pPr>
       <w:r>
         <w:rPr>
           <w:b w:val="0"/>
         </w:rPr>
-        <w:t xml:space="preserve">It sets </w:t>
+        <w:t xml:space="preserve">2.  It sets </w:t>
       </w:r>
       <w:r>
         <w:rPr>
@@ -827,13 +851,13 @@
     </w:p>
     <w:p>
       <w:pPr>
-        <w:pStyle w:val="ListNumber"/>
+        <w:ind w:left="510" w:hanging="340"/>
       </w:pPr>
       <w:r>
         <w:rPr>
           <w:b w:val="0"/>
         </w:rPr>
-        <w:t xml:space="preserve">It calls </w:t>
+        <w:t xml:space="preserve">3.  It calls </w:t>
       </w:r>
       <w:r>
         <w:rPr>
@@ -851,13 +875,13 @@
     </w:p>
     <w:p>
       <w:pPr>
-        <w:pStyle w:val="ListNumber"/>
+        <w:ind w:left="510" w:hanging="340"/>
       </w:pPr>
       <w:r>
         <w:rPr>
           <w:b w:val="0"/>
         </w:rPr>
-        <w:t xml:space="preserve">It builds a </w:t>
+        <w:t xml:space="preserve">4.  It builds a </w:t>
       </w:r>
       <w:r>
         <w:rPr>
@@ -949,13 +973,13 @@
     </w:p>
     <w:p>
       <w:pPr>
-        <w:pStyle w:val="ListNumber"/>
+        <w:ind w:left="510" w:hanging="340"/>
       </w:pPr>
       <w:r>
         <w:rPr>
           <w:b w:val="0"/>
         </w:rPr>
-        <w:t xml:space="preserve">If the call is state-modifying, compute </w:t>
+        <w:t xml:space="preserve">1.  If the call is state-modifying, compute </w:t>
       </w:r>
       <w:r>
         <w:rPr>
@@ -1012,13 +1036,13 @@
     </w:p>
     <w:p>
       <w:pPr>
-        <w:pStyle w:val="ListNumber"/>
+        <w:ind w:left="510" w:hanging="340"/>
       </w:pPr>
       <w:r>
         <w:rPr>
           <w:b w:val="0"/>
         </w:rPr>
-        <w:t xml:space="preserve">Create an </w:t>
+        <w:t xml:space="preserve">2.  Create an </w:t>
       </w:r>
       <w:r>
         <w:rPr>
@@ -1049,13 +1073,13 @@
     </w:p>
     <w:p>
       <w:pPr>
-        <w:pStyle w:val="ListNumber"/>
+        <w:ind w:left="510" w:hanging="340"/>
       </w:pPr>
       <w:r>
         <w:rPr>
           <w:b w:val="0"/>
         </w:rPr>
-        <w:t xml:space="preserve">Return a </w:t>
+        <w:t xml:space="preserve">3.  Return a </w:t>
       </w:r>
       <w:r>
         <w:rPr>
@@ -1252,8 +1276,14 @@
     </w:p>
     <w:p>
       <w:pPr>
-        <w:pStyle w:val="ListNumber"/>
+        <w:ind w:left="510" w:hanging="340"/>
       </w:pPr>
+      <w:r>
+        <w:rPr>
+          <w:b w:val="0"/>
+        </w:rPr>
+        <w:t xml:space="preserve">1.  </w:t>
+      </w:r>
       <w:r>
         <w:rPr>
           <w:rFonts w:ascii="Consolas" w:hAnsi="Consolas" w:eastAsia="Consolas"/>
@@ -1270,19 +1300,25 @@
     </w:p>
     <w:p>
       <w:pPr>
-        <w:pStyle w:val="ListNumber"/>
+        <w:ind w:left="510" w:hanging="340"/>
       </w:pPr>
       <w:r>
         <w:rPr>
           <w:b w:val="0"/>
         </w:rPr>
-        <w:t>The intent (if given) and slots are updated, and a snapshot is appended to the history ring.</w:t>
+        <w:t>2.  The intent (if given) and slots are updated, and a snapshot is appended to the history ring.</w:t>
       </w:r>
     </w:p>
     <w:p>
       <w:pPr>
-        <w:pStyle w:val="ListNumber"/>
+        <w:ind w:left="510" w:hanging="340"/>
       </w:pPr>
+      <w:r>
+        <w:rPr>
+          <w:b w:val="0"/>
+        </w:rPr>
+        <w:t xml:space="preserve">3.  </w:t>
+      </w:r>
       <w:r>
         <w:rPr>
           <w:rFonts w:ascii="Consolas" w:hAnsi="Consolas" w:eastAsia="Consolas"/>
@@ -3688,13 +3724,13 @@
     </w:p>
     <w:p>
       <w:pPr>
-        <w:pStyle w:val="ListNumber"/>
+        <w:ind w:left="510" w:hanging="340"/>
       </w:pPr>
       <w:r>
         <w:rPr>
           <w:b w:val="0"/>
         </w:rPr>
-        <w:t xml:space="preserve">canonicalizes </w:t>
+        <w:t xml:space="preserve">1.  canonicalizes </w:t>
       </w:r>
       <w:r>
         <w:rPr>
@@ -3725,13 +3761,13 @@
     </w:p>
     <w:p>
       <w:pPr>
-        <w:pStyle w:val="ListNumber"/>
+        <w:ind w:left="510" w:hanging="340"/>
       </w:pPr>
       <w:r>
         <w:rPr>
           <w:b w:val="0"/>
         </w:rPr>
-        <w:t xml:space="preserve">builds the string </w:t>
+        <w:t xml:space="preserve">2.  builds the string </w:t>
       </w:r>
       <w:r>
         <w:rPr>
@@ -3749,13 +3785,13 @@
     </w:p>
     <w:p>
       <w:pPr>
-        <w:pStyle w:val="ListNumber"/>
+        <w:ind w:left="510" w:hanging="340"/>
       </w:pPr>
       <w:r>
         <w:rPr>
           <w:b w:val="0"/>
         </w:rPr>
-        <w:t xml:space="preserve">if </w:t>
+        <w:t xml:space="preserve">3.  if </w:t>
       </w:r>
       <w:r>
         <w:rPr>
@@ -3786,13 +3822,13 @@
     </w:p>
     <w:p>
       <w:pPr>
-        <w:pStyle w:val="ListNumber"/>
+        <w:ind w:left="510" w:hanging="340"/>
       </w:pPr>
       <w:r>
         <w:rPr>
           <w:b w:val="0"/>
         </w:rPr>
-        <w:t>returns the SHA-256 hex digest.</w:t>
+        <w:t>4.  returns the SHA-256 hex digest.</w:t>
       </w:r>
     </w:p>
     <w:p>
@@ -7368,13 +7404,13 @@
     </w:p>
     <w:p>
       <w:pPr>
-        <w:pStyle w:val="ListNumber"/>
+        <w:ind w:left="510" w:hanging="340"/>
       </w:pPr>
       <w:r>
         <w:rPr>
           <w:b w:val="0"/>
         </w:rPr>
-        <w:t xml:space="preserve">sleeps </w:t>
+        <w:t xml:space="preserve">1.  sleeps </w:t>
       </w:r>
       <w:r>
         <w:rPr>
@@ -7392,13 +7428,13 @@
     </w:p>
     <w:p>
       <w:pPr>
-        <w:pStyle w:val="ListNumber"/>
+        <w:ind w:left="510" w:hanging="340"/>
       </w:pPr>
       <w:r>
         <w:rPr>
           <w:b w:val="0"/>
         </w:rPr>
-        <w:t xml:space="preserve">if </w:t>
+        <w:t xml:space="preserve">2.  if </w:t>
       </w:r>
       <w:r>
         <w:rPr>
@@ -7429,13 +7465,13 @@
     </w:p>
     <w:p>
       <w:pPr>
-        <w:pStyle w:val="ListNumber"/>
+        <w:ind w:left="510" w:hanging="340"/>
       </w:pPr>
       <w:r>
         <w:rPr>
           <w:b w:val="0"/>
         </w:rPr>
-        <w:t xml:space="preserve">with probability </w:t>
+        <w:t xml:space="preserve">3.  with probability </w:t>
       </w:r>
       <w:r>
         <w:rPr>
@@ -7466,24 +7502,24 @@
     </w:p>
     <w:p>
       <w:pPr>
-        <w:pStyle w:val="ListNumber"/>
+        <w:ind w:left="510" w:hanging="340"/>
       </w:pPr>
       <w:r>
         <w:rPr>
           <w:b w:val="0"/>
         </w:rPr>
-        <w:t>awaits the real handler,</w:t>
+        <w:t>4.  awaits the real handler,</w:t>
       </w:r>
     </w:p>
     <w:p>
       <w:pPr>
-        <w:pStyle w:val="ListNumber"/>
+        <w:ind w:left="510" w:hanging="340"/>
       </w:pPr>
       <w:r>
         <w:rPr>
           <w:b w:val="0"/>
         </w:rPr>
-        <w:t xml:space="preserve">with probability </w:t>
+        <w:t xml:space="preserve">5.  with probability </w:t>
       </w:r>
       <w:r>
         <w:rPr>
